--- a/Промпт Шаг1.docx
+++ b/Промпт Шаг1.docx
@@ -91,7 +91,13 @@
     </w:p>
     <w:p>
       <w:r>
-        <w:t xml:space="preserve">- В начале кода добавь в виде комментария-разъяснения содержимое внешнего файла «knowledge_base.txt» (базовые пропорции тарелки), так как этот модуль должен учитывать общую логику распределения </w:t>
+        <w:t>- В начале кода добавь в виде комментария-разъяснения содержимое внешнего файла «knowledge_base</w:t>
+      </w:r>
+      <w:r>
+        <w:t>1</w:t>
+      </w:r>
+      <w:r>
+        <w:t xml:space="preserve">.txt» (базовые пропорции тарелки), так как этот модуль должен учитывать общую логику распределения </w:t>
       </w:r>
       <w:proofErr w:type="spellStart"/>
       <w:r>
@@ -107,9 +113,1272 @@
       <w:r>
         <w:t>Выдай только код для Шага 1 и краткое описание, как его запустить.</w:t>
       </w:r>
+    </w:p>
+    <w:p/>
+    <w:p>
+      <w:r>
+        <w:t xml:space="preserve">Напиши код по </w:t>
+      </w:r>
+      <w:proofErr w:type="spellStart"/>
+      <w:r>
+        <w:t>промту</w:t>
+      </w:r>
+      <w:proofErr w:type="spellEnd"/>
+      <w:r>
+        <w:t>, учти, что это 1-й фрагмент большого кода, в коде должны быть комментарии для дальнейшей доработки, в конце напиши инструкцию, как добавить следующий фрагмент. Код должен проверяться простым запуском в браузере</w:t>
+      </w:r>
+    </w:p>
+    <w:p/>
+    <w:p>
+      <w:pPr>
+        <w:spacing w:line="240" w:lineRule="auto"/>
+        <w:rPr>
+          <w:rFonts w:ascii="Times New Roman" w:eastAsia="Times New Roman" w:hAnsi="Times New Roman" w:cs="Times New Roman"/>
+          <w:sz w:val="24"/>
+          <w:szCs w:val="24"/>
+          <w:lang w:eastAsia="ru-RU"/>
+        </w:rPr>
+      </w:pPr>
+      <w:r>
+        <w:rPr>
+          <w:rFonts w:ascii="Times New Roman" w:eastAsia="Times New Roman" w:hAnsi="Times New Roman" w:cs="Times New Roman"/>
+          <w:sz w:val="24"/>
+          <w:szCs w:val="24"/>
+          <w:lang w:eastAsia="ru-RU"/>
+        </w:rPr>
+        <w:t xml:space="preserve">Ваш </w:t>
+      </w:r>
+      <w:proofErr w:type="spellStart"/>
+      <w:r>
+        <w:rPr>
+          <w:rFonts w:ascii="Times New Roman" w:eastAsia="Times New Roman" w:hAnsi="Times New Roman" w:cs="Times New Roman"/>
+          <w:sz w:val="24"/>
+          <w:szCs w:val="24"/>
+          <w:lang w:eastAsia="ru-RU"/>
+        </w:rPr>
+        <w:t>промпт</w:t>
+      </w:r>
+      <w:proofErr w:type="spellEnd"/>
+      <w:r>
+        <w:rPr>
+          <w:rFonts w:ascii="Times New Roman" w:eastAsia="Times New Roman" w:hAnsi="Times New Roman" w:cs="Times New Roman"/>
+          <w:sz w:val="24"/>
+          <w:szCs w:val="24"/>
+          <w:lang w:eastAsia="ru-RU"/>
+        </w:rPr>
+        <w:t xml:space="preserve"> составлен </w:t>
+      </w:r>
+      <w:r>
+        <w:rPr>
+          <w:rFonts w:ascii="Times New Roman" w:eastAsia="Times New Roman" w:hAnsi="Times New Roman" w:cs="Times New Roman"/>
+          <w:b/>
+          <w:bCs/>
+          <w:sz w:val="24"/>
+          <w:szCs w:val="24"/>
+          <w:lang w:eastAsia="ru-RU"/>
+        </w:rPr>
+        <w:t>очень грамотно</w:t>
+      </w:r>
+      <w:r>
+        <w:rPr>
+          <w:rFonts w:ascii="Times New Roman" w:eastAsia="Times New Roman" w:hAnsi="Times New Roman" w:cs="Times New Roman"/>
+          <w:sz w:val="24"/>
+          <w:szCs w:val="24"/>
+          <w:lang w:eastAsia="ru-RU"/>
+        </w:rPr>
+        <w:t>: вы сразу закладываете архитектуру на будущее, требуете комментарии и заботитесь о тестировании.</w:t>
+      </w:r>
+    </w:p>
+    <w:p>
+      <w:pPr>
+        <w:spacing w:line="240" w:lineRule="auto"/>
+        <w:rPr>
+          <w:rFonts w:ascii="Times New Roman" w:eastAsia="Times New Roman" w:hAnsi="Times New Roman" w:cs="Times New Roman"/>
+          <w:sz w:val="24"/>
+          <w:szCs w:val="24"/>
+          <w:lang w:eastAsia="ru-RU"/>
+        </w:rPr>
+      </w:pPr>
+      <w:r>
+        <w:rPr>
+          <w:rFonts w:ascii="Times New Roman" w:eastAsia="Times New Roman" w:hAnsi="Times New Roman" w:cs="Times New Roman"/>
+          <w:sz w:val="24"/>
+          <w:szCs w:val="24"/>
+          <w:lang w:eastAsia="ru-RU"/>
+        </w:rPr>
+        <w:t xml:space="preserve">Однако для </w:t>
+      </w:r>
+      <w:proofErr w:type="spellStart"/>
+      <w:r>
+        <w:rPr>
+          <w:rFonts w:ascii="Times New Roman" w:eastAsia="Times New Roman" w:hAnsi="Times New Roman" w:cs="Times New Roman"/>
+          <w:sz w:val="24"/>
+          <w:szCs w:val="24"/>
+          <w:lang w:eastAsia="ru-RU"/>
+        </w:rPr>
+        <w:t>нейросети</w:t>
+      </w:r>
+      <w:proofErr w:type="spellEnd"/>
+      <w:r>
+        <w:rPr>
+          <w:rFonts w:ascii="Times New Roman" w:eastAsia="Times New Roman" w:hAnsi="Times New Roman" w:cs="Times New Roman"/>
+          <w:sz w:val="24"/>
+          <w:szCs w:val="24"/>
+          <w:lang w:eastAsia="ru-RU"/>
+        </w:rPr>
+        <w:t xml:space="preserve"> фраза </w:t>
+      </w:r>
+      <w:r>
+        <w:rPr>
+          <w:rFonts w:ascii="Times New Roman" w:eastAsia="Times New Roman" w:hAnsi="Times New Roman" w:cs="Times New Roman"/>
+          <w:i/>
+          <w:iCs/>
+          <w:sz w:val="24"/>
+          <w:szCs w:val="24"/>
+          <w:lang w:eastAsia="ru-RU"/>
+        </w:rPr>
+        <w:t xml:space="preserve">«по </w:t>
+      </w:r>
+      <w:proofErr w:type="spellStart"/>
+      <w:r>
+        <w:rPr>
+          <w:rFonts w:ascii="Times New Roman" w:eastAsia="Times New Roman" w:hAnsi="Times New Roman" w:cs="Times New Roman"/>
+          <w:i/>
+          <w:iCs/>
+          <w:sz w:val="24"/>
+          <w:szCs w:val="24"/>
+          <w:lang w:eastAsia="ru-RU"/>
+        </w:rPr>
+        <w:t>промпту</w:t>
+      </w:r>
+      <w:proofErr w:type="spellEnd"/>
+      <w:r>
+        <w:rPr>
+          <w:rFonts w:ascii="Times New Roman" w:eastAsia="Times New Roman" w:hAnsi="Times New Roman" w:cs="Times New Roman"/>
+          <w:i/>
+          <w:iCs/>
+          <w:sz w:val="24"/>
+          <w:szCs w:val="24"/>
+          <w:lang w:eastAsia="ru-RU"/>
+        </w:rPr>
+        <w:t>»</w:t>
+      </w:r>
+      <w:r>
+        <w:rPr>
+          <w:rFonts w:ascii="Times New Roman" w:eastAsia="Times New Roman" w:hAnsi="Times New Roman" w:cs="Times New Roman"/>
+          <w:sz w:val="24"/>
+          <w:szCs w:val="24"/>
+          <w:lang w:eastAsia="ru-RU"/>
+        </w:rPr>
+        <w:t xml:space="preserve"> (особенно если сам текст задачи идет следом) может быть слишком абстрактной. Чтобы ИИ выдал не просто абстрактный кусок кода, а </w:t>
+      </w:r>
+      <w:r>
+        <w:rPr>
+          <w:rFonts w:ascii="Times New Roman" w:eastAsia="Times New Roman" w:hAnsi="Times New Roman" w:cs="Times New Roman"/>
+          <w:b/>
+          <w:bCs/>
+          <w:sz w:val="24"/>
+          <w:szCs w:val="24"/>
+          <w:lang w:eastAsia="ru-RU"/>
+        </w:rPr>
+        <w:t>идеальный фундамент для поэтапной сборки</w:t>
+      </w:r>
+      <w:r>
+        <w:rPr>
+          <w:rFonts w:ascii="Times New Roman" w:eastAsia="Times New Roman" w:hAnsi="Times New Roman" w:cs="Times New Roman"/>
+          <w:sz w:val="24"/>
+          <w:szCs w:val="24"/>
+          <w:lang w:eastAsia="ru-RU"/>
+        </w:rPr>
+        <w:t xml:space="preserve">, </w:t>
+      </w:r>
+      <w:proofErr w:type="spellStart"/>
+      <w:r>
+        <w:rPr>
+          <w:rFonts w:ascii="Times New Roman" w:eastAsia="Times New Roman" w:hAnsi="Times New Roman" w:cs="Times New Roman"/>
+          <w:sz w:val="24"/>
+          <w:szCs w:val="24"/>
+          <w:lang w:eastAsia="ru-RU"/>
+        </w:rPr>
+        <w:t>промпт</w:t>
+      </w:r>
+      <w:proofErr w:type="spellEnd"/>
+      <w:r>
+        <w:rPr>
+          <w:rFonts w:ascii="Times New Roman" w:eastAsia="Times New Roman" w:hAnsi="Times New Roman" w:cs="Times New Roman"/>
+          <w:sz w:val="24"/>
+          <w:szCs w:val="24"/>
+          <w:lang w:eastAsia="ru-RU"/>
+        </w:rPr>
+        <w:t xml:space="preserve"> нужно сделать более жестким и структурированным.</w:t>
+      </w:r>
+    </w:p>
+    <w:p>
+      <w:pPr>
+        <w:spacing w:line="240" w:lineRule="auto"/>
+        <w:rPr>
+          <w:rFonts w:ascii="Times New Roman" w:eastAsia="Times New Roman" w:hAnsi="Times New Roman" w:cs="Times New Roman"/>
+          <w:sz w:val="24"/>
+          <w:szCs w:val="24"/>
+          <w:lang w:eastAsia="ru-RU"/>
+        </w:rPr>
+      </w:pPr>
+      <w:r>
+        <w:rPr>
+          <w:rFonts w:ascii="Times New Roman" w:eastAsia="Times New Roman" w:hAnsi="Times New Roman" w:cs="Times New Roman"/>
+          <w:sz w:val="24"/>
+          <w:szCs w:val="24"/>
+          <w:lang w:eastAsia="ru-RU"/>
+        </w:rPr>
+        <w:t xml:space="preserve">Вот улучшенная версия вашего </w:t>
+      </w:r>
+      <w:proofErr w:type="spellStart"/>
+      <w:r>
+        <w:rPr>
+          <w:rFonts w:ascii="Times New Roman" w:eastAsia="Times New Roman" w:hAnsi="Times New Roman" w:cs="Times New Roman"/>
+          <w:sz w:val="24"/>
+          <w:szCs w:val="24"/>
+          <w:lang w:eastAsia="ru-RU"/>
+        </w:rPr>
+        <w:t>промпта</w:t>
+      </w:r>
+      <w:proofErr w:type="spellEnd"/>
+      <w:r>
+        <w:rPr>
+          <w:rFonts w:ascii="Times New Roman" w:eastAsia="Times New Roman" w:hAnsi="Times New Roman" w:cs="Times New Roman"/>
+          <w:sz w:val="24"/>
+          <w:szCs w:val="24"/>
+          <w:lang w:eastAsia="ru-RU"/>
+        </w:rPr>
+        <w:t>, оптимизированная под поэтапную разработку (просто скопируйте её и добавьте текст вашей задачи в конце):</w:t>
+      </w:r>
+    </w:p>
+    <w:p>
+      <w:pPr>
+        <w:spacing w:after="0" w:line="240" w:lineRule="auto"/>
+        <w:rPr>
+          <w:rFonts w:ascii="Times New Roman" w:eastAsia="Times New Roman" w:hAnsi="Times New Roman" w:cs="Times New Roman"/>
+          <w:sz w:val="24"/>
+          <w:szCs w:val="24"/>
+          <w:lang w:eastAsia="ru-RU"/>
+        </w:rPr>
+      </w:pPr>
+      <w:r>
+        <w:rPr>
+          <w:rFonts w:ascii="Times New Roman" w:eastAsia="Times New Roman" w:hAnsi="Times New Roman" w:cs="Times New Roman"/>
+          <w:sz w:val="24"/>
+          <w:szCs w:val="24"/>
+          <w:lang w:eastAsia="ru-RU"/>
+        </w:rPr>
+        <w:lastRenderedPageBreak/>
+        <w:pict>
+          <v:rect id="_x0000_i1025" style="width:0;height:.75pt" o:hralign="center" o:hrstd="t" o:hr="t" fillcolor="#a0a0a0" stroked="f"/>
+        </w:pict>
+      </w:r>
+    </w:p>
+    <w:p>
+      <w:pPr>
+        <w:spacing w:before="100" w:beforeAutospacing="1" w:after="100" w:afterAutospacing="1" w:line="240" w:lineRule="auto"/>
+        <w:outlineLvl w:val="1"/>
+        <w:rPr>
+          <w:rFonts w:ascii="Times New Roman" w:eastAsia="Times New Roman" w:hAnsi="Times New Roman" w:cs="Times New Roman"/>
+          <w:b/>
+          <w:bCs/>
+          <w:sz w:val="30"/>
+          <w:szCs w:val="30"/>
+          <w:lang w:eastAsia="ru-RU"/>
+        </w:rPr>
+      </w:pPr>
+      <w:r>
+        <w:rPr>
+          <w:rFonts w:ascii="Segoe UI Symbol" w:eastAsia="Times New Roman" w:hAnsi="Segoe UI Symbol" w:cs="Segoe UI Symbol"/>
+          <w:b/>
+          <w:bCs/>
+          <w:sz w:val="30"/>
+          <w:szCs w:val="30"/>
+          <w:lang w:eastAsia="ru-RU"/>
+        </w:rPr>
+        <w:t>📝</w:t>
+      </w:r>
+      <w:r>
+        <w:rPr>
+          <w:rFonts w:ascii="Times New Roman" w:eastAsia="Times New Roman" w:hAnsi="Times New Roman" w:cs="Times New Roman"/>
+          <w:b/>
+          <w:bCs/>
+          <w:sz w:val="30"/>
+          <w:szCs w:val="30"/>
+          <w:lang w:eastAsia="ru-RU"/>
+        </w:rPr>
+        <w:t xml:space="preserve"> Улучшенный </w:t>
+      </w:r>
+      <w:proofErr w:type="spellStart"/>
+      <w:r>
+        <w:rPr>
+          <w:rFonts w:ascii="Times New Roman" w:eastAsia="Times New Roman" w:hAnsi="Times New Roman" w:cs="Times New Roman"/>
+          <w:b/>
+          <w:bCs/>
+          <w:sz w:val="30"/>
+          <w:szCs w:val="30"/>
+          <w:lang w:eastAsia="ru-RU"/>
+        </w:rPr>
+        <w:t>промпт</w:t>
+      </w:r>
+      <w:proofErr w:type="spellEnd"/>
+      <w:r>
+        <w:rPr>
+          <w:rFonts w:ascii="Times New Roman" w:eastAsia="Times New Roman" w:hAnsi="Times New Roman" w:cs="Times New Roman"/>
+          <w:b/>
+          <w:bCs/>
+          <w:sz w:val="30"/>
+          <w:szCs w:val="30"/>
+          <w:lang w:eastAsia="ru-RU"/>
+        </w:rPr>
+        <w:t xml:space="preserve"> для </w:t>
+      </w:r>
+      <w:proofErr w:type="spellStart"/>
+      <w:r>
+        <w:rPr>
+          <w:rFonts w:ascii="Times New Roman" w:eastAsia="Times New Roman" w:hAnsi="Times New Roman" w:cs="Times New Roman"/>
+          <w:b/>
+          <w:bCs/>
+          <w:sz w:val="30"/>
+          <w:szCs w:val="30"/>
+          <w:lang w:eastAsia="ru-RU"/>
+        </w:rPr>
+        <w:t>DeepSeek</w:t>
+      </w:r>
+      <w:proofErr w:type="spellEnd"/>
+      <w:r>
+        <w:rPr>
+          <w:rFonts w:ascii="Times New Roman" w:eastAsia="Times New Roman" w:hAnsi="Times New Roman" w:cs="Times New Roman"/>
+          <w:b/>
+          <w:bCs/>
+          <w:sz w:val="30"/>
+          <w:szCs w:val="30"/>
+          <w:lang w:eastAsia="ru-RU"/>
+        </w:rPr>
+        <w:t>:</w:t>
+      </w:r>
+    </w:p>
+    <w:p>
+      <w:pPr>
+        <w:spacing w:line="240" w:lineRule="auto"/>
+        <w:rPr>
+          <w:rFonts w:ascii="Times New Roman" w:eastAsia="Times New Roman" w:hAnsi="Times New Roman" w:cs="Times New Roman"/>
+          <w:sz w:val="24"/>
+          <w:szCs w:val="24"/>
+          <w:lang w:eastAsia="ru-RU"/>
+        </w:rPr>
+      </w:pPr>
       <w:bookmarkStart w:id="0" w:name="_GoBack"/>
-      <w:bookmarkEnd w:id="0"/>
-    </w:p>
+      <w:r>
+        <w:rPr>
+          <w:rFonts w:ascii="Times New Roman" w:eastAsia="Times New Roman" w:hAnsi="Times New Roman" w:cs="Times New Roman"/>
+          <w:b/>
+          <w:bCs/>
+          <w:sz w:val="24"/>
+          <w:szCs w:val="24"/>
+          <w:lang w:eastAsia="ru-RU"/>
+        </w:rPr>
+        <w:t>Роль:</w:t>
+      </w:r>
+      <w:r>
+        <w:rPr>
+          <w:rFonts w:ascii="Times New Roman" w:eastAsia="Times New Roman" w:hAnsi="Times New Roman" w:cs="Times New Roman"/>
+          <w:sz w:val="24"/>
+          <w:szCs w:val="24"/>
+          <w:lang w:eastAsia="ru-RU"/>
+        </w:rPr>
+        <w:t xml:space="preserve"> Ты — опытный </w:t>
+      </w:r>
+      <w:proofErr w:type="spellStart"/>
+      <w:r>
+        <w:rPr>
+          <w:rFonts w:ascii="Times New Roman" w:eastAsia="Times New Roman" w:hAnsi="Times New Roman" w:cs="Times New Roman"/>
+          <w:sz w:val="24"/>
+          <w:szCs w:val="24"/>
+          <w:lang w:eastAsia="ru-RU"/>
+        </w:rPr>
+        <w:t>senior</w:t>
+      </w:r>
+      <w:proofErr w:type="spellEnd"/>
+      <w:r>
+        <w:rPr>
+          <w:rFonts w:ascii="Times New Roman" w:eastAsia="Times New Roman" w:hAnsi="Times New Roman" w:cs="Times New Roman"/>
+          <w:sz w:val="24"/>
+          <w:szCs w:val="24"/>
+          <w:lang w:eastAsia="ru-RU"/>
+        </w:rPr>
+        <w:t>-разработчик. Я новичок, мы пишем проект поэтапно.</w:t>
+      </w:r>
+    </w:p>
+    <w:p>
+      <w:pPr>
+        <w:spacing w:line="240" w:lineRule="auto"/>
+        <w:rPr>
+          <w:rFonts w:ascii="Times New Roman" w:eastAsia="Times New Roman" w:hAnsi="Times New Roman" w:cs="Times New Roman"/>
+          <w:sz w:val="24"/>
+          <w:szCs w:val="24"/>
+          <w:lang w:eastAsia="ru-RU"/>
+        </w:rPr>
+      </w:pPr>
+      <w:r>
+        <w:rPr>
+          <w:rFonts w:ascii="Times New Roman" w:eastAsia="Times New Roman" w:hAnsi="Times New Roman" w:cs="Times New Roman"/>
+          <w:b/>
+          <w:bCs/>
+          <w:sz w:val="24"/>
+          <w:szCs w:val="24"/>
+          <w:lang w:eastAsia="ru-RU"/>
+        </w:rPr>
+        <w:t>Задача:</w:t>
+      </w:r>
+      <w:r>
+        <w:rPr>
+          <w:rFonts w:ascii="Times New Roman" w:eastAsia="Times New Roman" w:hAnsi="Times New Roman" w:cs="Times New Roman"/>
+          <w:sz w:val="24"/>
+          <w:szCs w:val="24"/>
+          <w:lang w:eastAsia="ru-RU"/>
+        </w:rPr>
+        <w:t xml:space="preserve"> Напиши код для </w:t>
+      </w:r>
+      <w:r>
+        <w:rPr>
+          <w:rFonts w:ascii="Times New Roman" w:eastAsia="Times New Roman" w:hAnsi="Times New Roman" w:cs="Times New Roman"/>
+          <w:b/>
+          <w:bCs/>
+          <w:sz w:val="24"/>
+          <w:szCs w:val="24"/>
+          <w:lang w:eastAsia="ru-RU"/>
+        </w:rPr>
+        <w:t>Шага №1</w:t>
+      </w:r>
+      <w:r>
+        <w:rPr>
+          <w:rFonts w:ascii="Times New Roman" w:eastAsia="Times New Roman" w:hAnsi="Times New Roman" w:cs="Times New Roman"/>
+          <w:sz w:val="24"/>
+          <w:szCs w:val="24"/>
+          <w:lang w:eastAsia="ru-RU"/>
+        </w:rPr>
+        <w:t xml:space="preserve">. Суть этого шага: </w:t>
+      </w:r>
+      <w:r>
+        <w:rPr>
+          <w:rFonts w:ascii="Courier New" w:eastAsia="Times New Roman" w:hAnsi="Courier New" w:cs="Courier New"/>
+          <w:sz w:val="20"/>
+          <w:szCs w:val="20"/>
+          <w:bdr w:val="single" w:sz="6" w:space="2" w:color="F4F6F7" w:frame="1"/>
+          <w:shd w:val="clear" w:color="auto" w:fill="F4F6F7"/>
+          <w:lang w:eastAsia="ru-RU"/>
+        </w:rPr>
+        <w:t xml:space="preserve">[Здесь кратко напиши, что должен делать именно этот первый кусок, </w:t>
+      </w:r>
+      <w:proofErr w:type="gramStart"/>
+      <w:r>
+        <w:rPr>
+          <w:rFonts w:ascii="Courier New" w:eastAsia="Times New Roman" w:hAnsi="Courier New" w:cs="Courier New"/>
+          <w:sz w:val="20"/>
+          <w:szCs w:val="20"/>
+          <w:bdr w:val="single" w:sz="6" w:space="2" w:color="F4F6F7" w:frame="1"/>
+          <w:shd w:val="clear" w:color="auto" w:fill="F4F6F7"/>
+          <w:lang w:eastAsia="ru-RU"/>
+        </w:rPr>
+        <w:t>например</w:t>
+      </w:r>
+      <w:proofErr w:type="gramEnd"/>
+      <w:r>
+        <w:rPr>
+          <w:rFonts w:ascii="Courier New" w:eastAsia="Times New Roman" w:hAnsi="Courier New" w:cs="Courier New"/>
+          <w:sz w:val="20"/>
+          <w:szCs w:val="20"/>
+          <w:bdr w:val="single" w:sz="6" w:space="2" w:color="F4F6F7" w:frame="1"/>
+          <w:shd w:val="clear" w:color="auto" w:fill="F4F6F7"/>
+          <w:lang w:eastAsia="ru-RU"/>
+        </w:rPr>
+        <w:t>: создать каркас страницы и форму ввода]</w:t>
+      </w:r>
+      <w:r>
+        <w:rPr>
+          <w:rFonts w:ascii="Times New Roman" w:eastAsia="Times New Roman" w:hAnsi="Times New Roman" w:cs="Times New Roman"/>
+          <w:sz w:val="24"/>
+          <w:szCs w:val="24"/>
+          <w:lang w:eastAsia="ru-RU"/>
+        </w:rPr>
+        <w:t>.</w:t>
+      </w:r>
+    </w:p>
+    <w:p>
+      <w:pPr>
+        <w:spacing w:line="240" w:lineRule="auto"/>
+        <w:rPr>
+          <w:rFonts w:ascii="Times New Roman" w:eastAsia="Times New Roman" w:hAnsi="Times New Roman" w:cs="Times New Roman"/>
+          <w:sz w:val="24"/>
+          <w:szCs w:val="24"/>
+          <w:lang w:eastAsia="ru-RU"/>
+        </w:rPr>
+      </w:pPr>
+      <w:r>
+        <w:rPr>
+          <w:rFonts w:ascii="Times New Roman" w:eastAsia="Times New Roman" w:hAnsi="Times New Roman" w:cs="Times New Roman"/>
+          <w:b/>
+          <w:bCs/>
+          <w:sz w:val="24"/>
+          <w:szCs w:val="24"/>
+          <w:lang w:eastAsia="ru-RU"/>
+        </w:rPr>
+        <w:t>Архитектурные требования:</w:t>
+      </w:r>
+    </w:p>
+    <w:p>
+      <w:pPr>
+        <w:numPr>
+          <w:ilvl w:val="0"/>
+          <w:numId w:val="1"/>
+        </w:numPr>
+        <w:spacing w:before="100" w:beforeAutospacing="1" w:after="100" w:afterAutospacing="1" w:line="240" w:lineRule="auto"/>
+        <w:ind w:left="1440"/>
+        <w:rPr>
+          <w:rFonts w:ascii="Times New Roman" w:eastAsia="Times New Roman" w:hAnsi="Times New Roman" w:cs="Times New Roman"/>
+          <w:sz w:val="24"/>
+          <w:szCs w:val="24"/>
+          <w:lang w:eastAsia="ru-RU"/>
+        </w:rPr>
+      </w:pPr>
+      <w:r>
+        <w:rPr>
+          <w:rFonts w:ascii="Times New Roman" w:eastAsia="Times New Roman" w:hAnsi="Times New Roman" w:cs="Times New Roman"/>
+          <w:sz w:val="24"/>
+          <w:szCs w:val="24"/>
+          <w:lang w:eastAsia="ru-RU"/>
+        </w:rPr>
+        <w:t xml:space="preserve">Это </w:t>
+      </w:r>
+      <w:r>
+        <w:rPr>
+          <w:rFonts w:ascii="Times New Roman" w:eastAsia="Times New Roman" w:hAnsi="Times New Roman" w:cs="Times New Roman"/>
+          <w:b/>
+          <w:bCs/>
+          <w:sz w:val="24"/>
+          <w:szCs w:val="24"/>
+          <w:lang w:eastAsia="ru-RU"/>
+        </w:rPr>
+        <w:t>1-й фрагмент</w:t>
+      </w:r>
+      <w:r>
+        <w:rPr>
+          <w:rFonts w:ascii="Times New Roman" w:eastAsia="Times New Roman" w:hAnsi="Times New Roman" w:cs="Times New Roman"/>
+          <w:sz w:val="24"/>
+          <w:szCs w:val="24"/>
+          <w:lang w:eastAsia="ru-RU"/>
+        </w:rPr>
+        <w:t xml:space="preserve"> большого проекта. Код должен иметь модульную структуру, чтобы в него было легко внедрять следующие части без переписывания основы.</w:t>
+      </w:r>
+    </w:p>
+    <w:p>
+      <w:pPr>
+        <w:numPr>
+          <w:ilvl w:val="0"/>
+          <w:numId w:val="1"/>
+        </w:numPr>
+        <w:spacing w:before="100" w:beforeAutospacing="1" w:after="100" w:afterAutospacing="1" w:line="240" w:lineRule="auto"/>
+        <w:ind w:left="1440"/>
+        <w:rPr>
+          <w:rFonts w:ascii="Times New Roman" w:eastAsia="Times New Roman" w:hAnsi="Times New Roman" w:cs="Times New Roman"/>
+          <w:sz w:val="24"/>
+          <w:szCs w:val="24"/>
+          <w:lang w:eastAsia="ru-RU"/>
+        </w:rPr>
+      </w:pPr>
+      <w:r>
+        <w:rPr>
+          <w:rFonts w:ascii="Times New Roman" w:eastAsia="Times New Roman" w:hAnsi="Times New Roman" w:cs="Times New Roman"/>
+          <w:sz w:val="24"/>
+          <w:szCs w:val="24"/>
+          <w:lang w:eastAsia="ru-RU"/>
+        </w:rPr>
+        <w:t xml:space="preserve">Добавь в код </w:t>
+      </w:r>
+      <w:r>
+        <w:rPr>
+          <w:rFonts w:ascii="Times New Roman" w:eastAsia="Times New Roman" w:hAnsi="Times New Roman" w:cs="Times New Roman"/>
+          <w:b/>
+          <w:bCs/>
+          <w:sz w:val="24"/>
+          <w:szCs w:val="24"/>
+          <w:lang w:eastAsia="ru-RU"/>
+        </w:rPr>
+        <w:t>заглушки (TODO-комментарии)</w:t>
+      </w:r>
+      <w:r>
+        <w:rPr>
+          <w:rFonts w:ascii="Times New Roman" w:eastAsia="Times New Roman" w:hAnsi="Times New Roman" w:cs="Times New Roman"/>
+          <w:sz w:val="24"/>
+          <w:szCs w:val="24"/>
+          <w:lang w:eastAsia="ru-RU"/>
+        </w:rPr>
+        <w:t xml:space="preserve"> в тех местах, где на следующих этапах будет добавляться новая логика.</w:t>
+      </w:r>
+    </w:p>
+    <w:p>
+      <w:pPr>
+        <w:numPr>
+          <w:ilvl w:val="0"/>
+          <w:numId w:val="1"/>
+        </w:numPr>
+        <w:spacing w:before="100" w:beforeAutospacing="1" w:after="100" w:afterAutospacing="1" w:line="240" w:lineRule="auto"/>
+        <w:ind w:left="1440"/>
+        <w:rPr>
+          <w:rFonts w:ascii="Times New Roman" w:eastAsia="Times New Roman" w:hAnsi="Times New Roman" w:cs="Times New Roman"/>
+          <w:sz w:val="24"/>
+          <w:szCs w:val="24"/>
+          <w:lang w:eastAsia="ru-RU"/>
+        </w:rPr>
+      </w:pPr>
+      <w:r>
+        <w:rPr>
+          <w:rFonts w:ascii="Times New Roman" w:eastAsia="Times New Roman" w:hAnsi="Times New Roman" w:cs="Times New Roman"/>
+          <w:sz w:val="24"/>
+          <w:szCs w:val="24"/>
+          <w:lang w:eastAsia="ru-RU"/>
+        </w:rPr>
+        <w:t xml:space="preserve">Код должен быть </w:t>
+      </w:r>
+      <w:r>
+        <w:rPr>
+          <w:rFonts w:ascii="Times New Roman" w:eastAsia="Times New Roman" w:hAnsi="Times New Roman" w:cs="Times New Roman"/>
+          <w:b/>
+          <w:bCs/>
+          <w:sz w:val="24"/>
+          <w:szCs w:val="24"/>
+          <w:lang w:eastAsia="ru-RU"/>
+        </w:rPr>
+        <w:t>полностью автономным и рабочим прямо сейчас</w:t>
+      </w:r>
+      <w:r>
+        <w:rPr>
+          <w:rFonts w:ascii="Times New Roman" w:eastAsia="Times New Roman" w:hAnsi="Times New Roman" w:cs="Times New Roman"/>
+          <w:sz w:val="24"/>
+          <w:szCs w:val="24"/>
+          <w:lang w:eastAsia="ru-RU"/>
+        </w:rPr>
+        <w:t xml:space="preserve">: при обычном открытии файла в браузере (двойным кликом) всё должно отображаться, а кнопки и формы — выдавать базовые тестовые ответы (например, через </w:t>
+      </w:r>
+      <w:r>
+        <w:rPr>
+          <w:rFonts w:ascii="Courier New" w:eastAsia="Times New Roman" w:hAnsi="Courier New" w:cs="Courier New"/>
+          <w:sz w:val="20"/>
+          <w:szCs w:val="20"/>
+          <w:bdr w:val="single" w:sz="6" w:space="2" w:color="F4F6F7" w:frame="1"/>
+          <w:shd w:val="clear" w:color="auto" w:fill="F4F6F7"/>
+          <w:lang w:eastAsia="ru-RU"/>
+        </w:rPr>
+        <w:t>console.log</w:t>
+      </w:r>
+      <w:r>
+        <w:rPr>
+          <w:rFonts w:ascii="Times New Roman" w:eastAsia="Times New Roman" w:hAnsi="Times New Roman" w:cs="Times New Roman"/>
+          <w:sz w:val="24"/>
+          <w:szCs w:val="24"/>
+          <w:lang w:eastAsia="ru-RU"/>
+        </w:rPr>
+        <w:t xml:space="preserve"> или </w:t>
+      </w:r>
+      <w:proofErr w:type="spellStart"/>
+      <w:r>
+        <w:rPr>
+          <w:rFonts w:ascii="Courier New" w:eastAsia="Times New Roman" w:hAnsi="Courier New" w:cs="Courier New"/>
+          <w:sz w:val="20"/>
+          <w:szCs w:val="20"/>
+          <w:bdr w:val="single" w:sz="6" w:space="2" w:color="F4F6F7" w:frame="1"/>
+          <w:shd w:val="clear" w:color="auto" w:fill="F4F6F7"/>
+          <w:lang w:eastAsia="ru-RU"/>
+        </w:rPr>
+        <w:t>alert</w:t>
+      </w:r>
+      <w:proofErr w:type="spellEnd"/>
+      <w:r>
+        <w:rPr>
+          <w:rFonts w:ascii="Times New Roman" w:eastAsia="Times New Roman" w:hAnsi="Times New Roman" w:cs="Times New Roman"/>
+          <w:sz w:val="24"/>
+          <w:szCs w:val="24"/>
+          <w:lang w:eastAsia="ru-RU"/>
+        </w:rPr>
+        <w:t>), чтобы я могла проверить работоспособность.</w:t>
+      </w:r>
+    </w:p>
+    <w:p>
+      <w:pPr>
+        <w:spacing w:line="240" w:lineRule="auto"/>
+        <w:rPr>
+          <w:rFonts w:ascii="Times New Roman" w:eastAsia="Times New Roman" w:hAnsi="Times New Roman" w:cs="Times New Roman"/>
+          <w:sz w:val="24"/>
+          <w:szCs w:val="24"/>
+          <w:lang w:eastAsia="ru-RU"/>
+        </w:rPr>
+      </w:pPr>
+      <w:r>
+        <w:rPr>
+          <w:rFonts w:ascii="Times New Roman" w:eastAsia="Times New Roman" w:hAnsi="Times New Roman" w:cs="Times New Roman"/>
+          <w:b/>
+          <w:bCs/>
+          <w:sz w:val="24"/>
+          <w:szCs w:val="24"/>
+          <w:lang w:eastAsia="ru-RU"/>
+        </w:rPr>
+        <w:t>Формат ответа:</w:t>
+      </w:r>
+    </w:p>
+    <w:p>
+      <w:pPr>
+        <w:numPr>
+          <w:ilvl w:val="0"/>
+          <w:numId w:val="2"/>
+        </w:numPr>
+        <w:spacing w:before="100" w:beforeAutospacing="1" w:after="100" w:afterAutospacing="1" w:line="240" w:lineRule="auto"/>
+        <w:ind w:left="1440"/>
+        <w:rPr>
+          <w:rFonts w:ascii="Times New Roman" w:eastAsia="Times New Roman" w:hAnsi="Times New Roman" w:cs="Times New Roman"/>
+          <w:sz w:val="24"/>
+          <w:szCs w:val="24"/>
+          <w:lang w:eastAsia="ru-RU"/>
+        </w:rPr>
+      </w:pPr>
+      <w:r>
+        <w:rPr>
+          <w:rFonts w:ascii="Times New Roman" w:eastAsia="Times New Roman" w:hAnsi="Times New Roman" w:cs="Times New Roman"/>
+          <w:sz w:val="24"/>
+          <w:szCs w:val="24"/>
+          <w:lang w:eastAsia="ru-RU"/>
+        </w:rPr>
+        <w:t>Выдай один готовый блок кода (без разрывов), который я могу скопировать целиком.</w:t>
+      </w:r>
+    </w:p>
+    <w:p>
+      <w:pPr>
+        <w:numPr>
+          <w:ilvl w:val="0"/>
+          <w:numId w:val="2"/>
+        </w:numPr>
+        <w:spacing w:before="100" w:beforeAutospacing="1" w:after="100" w:afterAutospacing="1" w:line="240" w:lineRule="auto"/>
+        <w:ind w:left="1440"/>
+        <w:rPr>
+          <w:rFonts w:ascii="Times New Roman" w:eastAsia="Times New Roman" w:hAnsi="Times New Roman" w:cs="Times New Roman"/>
+          <w:sz w:val="24"/>
+          <w:szCs w:val="24"/>
+          <w:lang w:eastAsia="ru-RU"/>
+        </w:rPr>
+      </w:pPr>
+      <w:r>
+        <w:rPr>
+          <w:rFonts w:ascii="Times New Roman" w:eastAsia="Times New Roman" w:hAnsi="Times New Roman" w:cs="Times New Roman"/>
+          <w:sz w:val="24"/>
+          <w:szCs w:val="24"/>
+          <w:lang w:eastAsia="ru-RU"/>
+        </w:rPr>
+        <w:t xml:space="preserve">В конце напиши </w:t>
+      </w:r>
+      <w:r>
+        <w:rPr>
+          <w:rFonts w:ascii="Times New Roman" w:eastAsia="Times New Roman" w:hAnsi="Times New Roman" w:cs="Times New Roman"/>
+          <w:b/>
+          <w:bCs/>
+          <w:sz w:val="24"/>
+          <w:szCs w:val="24"/>
+          <w:lang w:eastAsia="ru-RU"/>
+        </w:rPr>
+        <w:t>четкую пошаговую инструкцию для Шага №2</w:t>
+      </w:r>
+      <w:r>
+        <w:rPr>
+          <w:rFonts w:ascii="Times New Roman" w:eastAsia="Times New Roman" w:hAnsi="Times New Roman" w:cs="Times New Roman"/>
+          <w:sz w:val="24"/>
+          <w:szCs w:val="24"/>
+          <w:lang w:eastAsia="ru-RU"/>
+        </w:rPr>
+        <w:t>: укажи, какую именно функцию мы будем внедрять следующей и в какое именно место кода (к какому комментарию) её нужно будет встроить.</w:t>
+      </w:r>
+    </w:p>
+    <w:bookmarkEnd w:id="0"/>
+    <w:p>
+      <w:pPr>
+        <w:spacing w:after="0" w:line="240" w:lineRule="auto"/>
+        <w:rPr>
+          <w:rFonts w:ascii="Times New Roman" w:eastAsia="Times New Roman" w:hAnsi="Times New Roman" w:cs="Times New Roman"/>
+          <w:sz w:val="24"/>
+          <w:szCs w:val="24"/>
+          <w:lang w:eastAsia="ru-RU"/>
+        </w:rPr>
+      </w:pPr>
+      <w:r>
+        <w:rPr>
+          <w:rFonts w:ascii="Times New Roman" w:eastAsia="Times New Roman" w:hAnsi="Times New Roman" w:cs="Times New Roman"/>
+          <w:sz w:val="24"/>
+          <w:szCs w:val="24"/>
+          <w:lang w:eastAsia="ru-RU"/>
+        </w:rPr>
+        <w:pict>
+          <v:rect id="_x0000_i1026" style="width:0;height:.75pt" o:hralign="center" o:hrstd="t" o:hr="t" fillcolor="#a0a0a0" stroked="f"/>
+        </w:pict>
+      </w:r>
+    </w:p>
+    <w:p>
+      <w:pPr>
+        <w:spacing w:before="100" w:beforeAutospacing="1" w:after="100" w:afterAutospacing="1" w:line="240" w:lineRule="auto"/>
+        <w:outlineLvl w:val="1"/>
+        <w:rPr>
+          <w:rFonts w:ascii="Times New Roman" w:eastAsia="Times New Roman" w:hAnsi="Times New Roman" w:cs="Times New Roman"/>
+          <w:b/>
+          <w:bCs/>
+          <w:sz w:val="30"/>
+          <w:szCs w:val="30"/>
+          <w:lang w:eastAsia="ru-RU"/>
+        </w:rPr>
+      </w:pPr>
+      <w:r>
+        <w:rPr>
+          <w:rFonts w:ascii="Segoe UI Symbol" w:eastAsia="Times New Roman" w:hAnsi="Segoe UI Symbol" w:cs="Segoe UI Symbol"/>
+          <w:b/>
+          <w:bCs/>
+          <w:sz w:val="30"/>
+          <w:szCs w:val="30"/>
+          <w:lang w:eastAsia="ru-RU"/>
+        </w:rPr>
+        <w:t>💡</w:t>
+      </w:r>
+      <w:r>
+        <w:rPr>
+          <w:rFonts w:ascii="Times New Roman" w:eastAsia="Times New Roman" w:hAnsi="Times New Roman" w:cs="Times New Roman"/>
+          <w:b/>
+          <w:bCs/>
+          <w:sz w:val="30"/>
+          <w:szCs w:val="30"/>
+          <w:lang w:eastAsia="ru-RU"/>
+        </w:rPr>
+        <w:t xml:space="preserve"> </w:t>
+      </w:r>
+      <w:proofErr w:type="gramStart"/>
+      <w:r>
+        <w:rPr>
+          <w:rFonts w:ascii="Times New Roman" w:eastAsia="Times New Roman" w:hAnsi="Times New Roman" w:cs="Times New Roman"/>
+          <w:b/>
+          <w:bCs/>
+          <w:sz w:val="30"/>
+          <w:szCs w:val="30"/>
+          <w:lang w:eastAsia="ru-RU"/>
+        </w:rPr>
+        <w:t>Что</w:t>
+      </w:r>
+      <w:proofErr w:type="gramEnd"/>
+      <w:r>
+        <w:rPr>
+          <w:rFonts w:ascii="Times New Roman" w:eastAsia="Times New Roman" w:hAnsi="Times New Roman" w:cs="Times New Roman"/>
+          <w:b/>
+          <w:bCs/>
+          <w:sz w:val="30"/>
+          <w:szCs w:val="30"/>
+          <w:lang w:eastAsia="ru-RU"/>
+        </w:rPr>
+        <w:t xml:space="preserve"> именно мы улучшили и почему это важно для новичка:</w:t>
+      </w:r>
+    </w:p>
+    <w:p>
+      <w:pPr>
+        <w:numPr>
+          <w:ilvl w:val="0"/>
+          <w:numId w:val="3"/>
+        </w:numPr>
+        <w:spacing w:before="100" w:beforeAutospacing="1" w:after="100" w:afterAutospacing="1" w:line="240" w:lineRule="auto"/>
+        <w:rPr>
+          <w:rFonts w:ascii="Times New Roman" w:eastAsia="Times New Roman" w:hAnsi="Times New Roman" w:cs="Times New Roman"/>
+          <w:sz w:val="24"/>
+          <w:szCs w:val="24"/>
+          <w:lang w:eastAsia="ru-RU"/>
+        </w:rPr>
+      </w:pPr>
+      <w:r>
+        <w:rPr>
+          <w:rFonts w:ascii="Times New Roman" w:eastAsia="Times New Roman" w:hAnsi="Times New Roman" w:cs="Times New Roman"/>
+          <w:b/>
+          <w:bCs/>
+          <w:sz w:val="24"/>
+          <w:szCs w:val="24"/>
+          <w:lang w:eastAsia="ru-RU"/>
+        </w:rPr>
+        <w:t>Убрали риск «</w:t>
+      </w:r>
+      <w:proofErr w:type="spellStart"/>
+      <w:r>
+        <w:rPr>
+          <w:rFonts w:ascii="Times New Roman" w:eastAsia="Times New Roman" w:hAnsi="Times New Roman" w:cs="Times New Roman"/>
+          <w:b/>
+          <w:bCs/>
+          <w:sz w:val="24"/>
+          <w:szCs w:val="24"/>
+          <w:lang w:eastAsia="ru-RU"/>
+        </w:rPr>
+        <w:t>кусочного</w:t>
+      </w:r>
+      <w:proofErr w:type="spellEnd"/>
+      <w:r>
+        <w:rPr>
+          <w:rFonts w:ascii="Times New Roman" w:eastAsia="Times New Roman" w:hAnsi="Times New Roman" w:cs="Times New Roman"/>
+          <w:b/>
+          <w:bCs/>
+          <w:sz w:val="24"/>
+          <w:szCs w:val="24"/>
+          <w:lang w:eastAsia="ru-RU"/>
+        </w:rPr>
+        <w:t>» кода:</w:t>
+      </w:r>
+      <w:r>
+        <w:rPr>
+          <w:rFonts w:ascii="Times New Roman" w:eastAsia="Times New Roman" w:hAnsi="Times New Roman" w:cs="Times New Roman"/>
+          <w:sz w:val="24"/>
+          <w:szCs w:val="24"/>
+          <w:lang w:eastAsia="ru-RU"/>
+        </w:rPr>
+        <w:t xml:space="preserve"> Без четкого указания ИИ может выдать код с пропусками вроде </w:t>
+      </w:r>
+      <w:r>
+        <w:rPr>
+          <w:rFonts w:ascii="Courier New" w:eastAsia="Times New Roman" w:hAnsi="Courier New" w:cs="Courier New"/>
+          <w:sz w:val="20"/>
+          <w:szCs w:val="20"/>
+          <w:bdr w:val="single" w:sz="6" w:space="2" w:color="F4F6F7" w:frame="1"/>
+          <w:shd w:val="clear" w:color="auto" w:fill="F4F6F7"/>
+          <w:lang w:eastAsia="ru-RU"/>
+        </w:rPr>
+        <w:t>// здесь ваш старый код...</w:t>
+      </w:r>
+      <w:r>
+        <w:rPr>
+          <w:rFonts w:ascii="Times New Roman" w:eastAsia="Times New Roman" w:hAnsi="Times New Roman" w:cs="Times New Roman"/>
+          <w:sz w:val="24"/>
+          <w:szCs w:val="24"/>
+          <w:lang w:eastAsia="ru-RU"/>
+        </w:rPr>
+        <w:t xml:space="preserve">. Требование </w:t>
+      </w:r>
+      <w:r>
+        <w:rPr>
+          <w:rFonts w:ascii="Times New Roman" w:eastAsia="Times New Roman" w:hAnsi="Times New Roman" w:cs="Times New Roman"/>
+          <w:i/>
+          <w:iCs/>
+          <w:sz w:val="24"/>
+          <w:szCs w:val="24"/>
+          <w:lang w:eastAsia="ru-RU"/>
+        </w:rPr>
+        <w:t>«один блок кода, который можно скопировать целиком»</w:t>
+      </w:r>
+      <w:r>
+        <w:rPr>
+          <w:rFonts w:ascii="Times New Roman" w:eastAsia="Times New Roman" w:hAnsi="Times New Roman" w:cs="Times New Roman"/>
+          <w:sz w:val="24"/>
+          <w:szCs w:val="24"/>
+          <w:lang w:eastAsia="ru-RU"/>
+        </w:rPr>
+        <w:t xml:space="preserve"> избавляет вас от необходимости вручную склеивать текст.</w:t>
+      </w:r>
+    </w:p>
+    <w:p>
+      <w:pPr>
+        <w:numPr>
+          <w:ilvl w:val="0"/>
+          <w:numId w:val="3"/>
+        </w:numPr>
+        <w:spacing w:before="100" w:beforeAutospacing="1" w:after="100" w:afterAutospacing="1" w:line="240" w:lineRule="auto"/>
+        <w:rPr>
+          <w:rFonts w:ascii="Times New Roman" w:eastAsia="Times New Roman" w:hAnsi="Times New Roman" w:cs="Times New Roman"/>
+          <w:sz w:val="24"/>
+          <w:szCs w:val="24"/>
+          <w:lang w:eastAsia="ru-RU"/>
+        </w:rPr>
+      </w:pPr>
+      <w:r>
+        <w:rPr>
+          <w:rFonts w:ascii="Times New Roman" w:eastAsia="Times New Roman" w:hAnsi="Times New Roman" w:cs="Times New Roman"/>
+          <w:b/>
+          <w:bCs/>
+          <w:sz w:val="24"/>
+          <w:szCs w:val="24"/>
+          <w:lang w:eastAsia="ru-RU"/>
+        </w:rPr>
+        <w:t>Ввели понятие «Заглушек» (TODO):</w:t>
+      </w:r>
+      <w:r>
+        <w:rPr>
+          <w:rFonts w:ascii="Times New Roman" w:eastAsia="Times New Roman" w:hAnsi="Times New Roman" w:cs="Times New Roman"/>
+          <w:sz w:val="24"/>
+          <w:szCs w:val="24"/>
+          <w:lang w:eastAsia="ru-RU"/>
+        </w:rPr>
+        <w:t xml:space="preserve"> ИИ разметит код комментариями вида </w:t>
+      </w:r>
+      <w:r>
+        <w:rPr>
+          <w:rFonts w:ascii="Courier New" w:eastAsia="Times New Roman" w:hAnsi="Courier New" w:cs="Courier New"/>
+          <w:sz w:val="20"/>
+          <w:szCs w:val="20"/>
+          <w:bdr w:val="single" w:sz="6" w:space="2" w:color="F4F6F7" w:frame="1"/>
+          <w:shd w:val="clear" w:color="auto" w:fill="F4F6F7"/>
+          <w:lang w:eastAsia="ru-RU"/>
+        </w:rPr>
+        <w:t>// TODO: Здесь на Шаге 3 будет обработка базы данных</w:t>
+      </w:r>
+      <w:r>
+        <w:rPr>
+          <w:rFonts w:ascii="Times New Roman" w:eastAsia="Times New Roman" w:hAnsi="Times New Roman" w:cs="Times New Roman"/>
+          <w:sz w:val="24"/>
+          <w:szCs w:val="24"/>
+          <w:lang w:eastAsia="ru-RU"/>
+        </w:rPr>
+        <w:t xml:space="preserve">. Когда вы принесете ему следующий файл, вы просто скажете: </w:t>
+      </w:r>
+      <w:r>
+        <w:rPr>
+          <w:rFonts w:ascii="Times New Roman" w:eastAsia="Times New Roman" w:hAnsi="Times New Roman" w:cs="Times New Roman"/>
+          <w:i/>
+          <w:iCs/>
+          <w:sz w:val="24"/>
+          <w:szCs w:val="24"/>
+          <w:lang w:eastAsia="ru-RU"/>
+        </w:rPr>
+        <w:t>«А теперь реализуй логику в секции TODO»</w:t>
+      </w:r>
+      <w:r>
+        <w:rPr>
+          <w:rFonts w:ascii="Times New Roman" w:eastAsia="Times New Roman" w:hAnsi="Times New Roman" w:cs="Times New Roman"/>
+          <w:sz w:val="24"/>
+          <w:szCs w:val="24"/>
+          <w:lang w:eastAsia="ru-RU"/>
+        </w:rPr>
+        <w:t>.</w:t>
+      </w:r>
+    </w:p>
+    <w:p>
+      <w:pPr>
+        <w:numPr>
+          <w:ilvl w:val="0"/>
+          <w:numId w:val="3"/>
+        </w:numPr>
+        <w:spacing w:before="100" w:beforeAutospacing="1" w:after="100" w:afterAutospacing="1" w:line="240" w:lineRule="auto"/>
+        <w:rPr>
+          <w:rFonts w:ascii="Times New Roman" w:eastAsia="Times New Roman" w:hAnsi="Times New Roman" w:cs="Times New Roman"/>
+          <w:sz w:val="24"/>
+          <w:szCs w:val="24"/>
+          <w:lang w:eastAsia="ru-RU"/>
+        </w:rPr>
+      </w:pPr>
+      <w:r>
+        <w:rPr>
+          <w:rFonts w:ascii="Times New Roman" w:eastAsia="Times New Roman" w:hAnsi="Times New Roman" w:cs="Times New Roman"/>
+          <w:b/>
+          <w:bCs/>
+          <w:sz w:val="24"/>
+          <w:szCs w:val="24"/>
+          <w:lang w:eastAsia="ru-RU"/>
+        </w:rPr>
+        <w:t>Запросили тестовые ответы (</w:t>
+      </w:r>
+      <w:proofErr w:type="spellStart"/>
+      <w:r>
+        <w:rPr>
+          <w:rFonts w:ascii="Times New Roman" w:eastAsia="Times New Roman" w:hAnsi="Times New Roman" w:cs="Times New Roman"/>
+          <w:b/>
+          <w:bCs/>
+          <w:sz w:val="24"/>
+          <w:szCs w:val="24"/>
+          <w:lang w:eastAsia="ru-RU"/>
+        </w:rPr>
+        <w:t>Mock</w:t>
+      </w:r>
+      <w:proofErr w:type="spellEnd"/>
+      <w:r>
+        <w:rPr>
+          <w:rFonts w:ascii="Times New Roman" w:eastAsia="Times New Roman" w:hAnsi="Times New Roman" w:cs="Times New Roman"/>
+          <w:b/>
+          <w:bCs/>
+          <w:sz w:val="24"/>
+          <w:szCs w:val="24"/>
+          <w:lang w:eastAsia="ru-RU"/>
+        </w:rPr>
+        <w:t xml:space="preserve"> </w:t>
+      </w:r>
+      <w:proofErr w:type="spellStart"/>
+      <w:r>
+        <w:rPr>
+          <w:rFonts w:ascii="Times New Roman" w:eastAsia="Times New Roman" w:hAnsi="Times New Roman" w:cs="Times New Roman"/>
+          <w:b/>
+          <w:bCs/>
+          <w:sz w:val="24"/>
+          <w:szCs w:val="24"/>
+          <w:lang w:eastAsia="ru-RU"/>
+        </w:rPr>
+        <w:t>data</w:t>
+      </w:r>
+      <w:proofErr w:type="spellEnd"/>
+      <w:r>
+        <w:rPr>
+          <w:rFonts w:ascii="Times New Roman" w:eastAsia="Times New Roman" w:hAnsi="Times New Roman" w:cs="Times New Roman"/>
+          <w:b/>
+          <w:bCs/>
+          <w:sz w:val="24"/>
+          <w:szCs w:val="24"/>
+          <w:lang w:eastAsia="ru-RU"/>
+        </w:rPr>
+        <w:t>):</w:t>
+      </w:r>
+      <w:r>
+        <w:rPr>
+          <w:rFonts w:ascii="Times New Roman" w:eastAsia="Times New Roman" w:hAnsi="Times New Roman" w:cs="Times New Roman"/>
+          <w:sz w:val="24"/>
+          <w:szCs w:val="24"/>
+          <w:lang w:eastAsia="ru-RU"/>
+        </w:rPr>
+        <w:t xml:space="preserve"> Чтобы код проверялся в браузере, мало просто сверстать кнопки. Мы попросили ИИ сделать так, чтобы при нажатии на них происходило хоть какое-то видимое действие (всплывало окно или обновлялся текст). Так вы точно поймете, что каркас работает правильно.</w:t>
+      </w:r>
+    </w:p>
+    <w:p>
+      <w:pPr>
+        <w:spacing w:line="240" w:lineRule="auto"/>
+        <w:rPr>
+          <w:rFonts w:ascii="Times New Roman" w:eastAsia="Times New Roman" w:hAnsi="Times New Roman" w:cs="Times New Roman"/>
+          <w:sz w:val="24"/>
+          <w:szCs w:val="24"/>
+          <w:lang w:eastAsia="ru-RU"/>
+        </w:rPr>
+      </w:pPr>
+      <w:r>
+        <w:rPr>
+          <w:rFonts w:ascii="Times New Roman" w:eastAsia="Times New Roman" w:hAnsi="Times New Roman" w:cs="Times New Roman"/>
+          <w:sz w:val="24"/>
+          <w:szCs w:val="24"/>
+          <w:lang w:eastAsia="ru-RU"/>
+        </w:rPr>
+        <w:t xml:space="preserve">Если хотите, вы можете прислать мне </w:t>
+      </w:r>
+      <w:r>
+        <w:rPr>
+          <w:rFonts w:ascii="Times New Roman" w:eastAsia="Times New Roman" w:hAnsi="Times New Roman" w:cs="Times New Roman"/>
+          <w:b/>
+          <w:bCs/>
+          <w:sz w:val="24"/>
+          <w:szCs w:val="24"/>
+          <w:lang w:eastAsia="ru-RU"/>
+        </w:rPr>
+        <w:t>краткое описание того, что должен делать ваш проект</w:t>
+      </w:r>
+      <w:r>
+        <w:rPr>
+          <w:rFonts w:ascii="Times New Roman" w:eastAsia="Times New Roman" w:hAnsi="Times New Roman" w:cs="Times New Roman"/>
+          <w:sz w:val="24"/>
+          <w:szCs w:val="24"/>
+          <w:lang w:eastAsia="ru-RU"/>
+        </w:rPr>
+        <w:t xml:space="preserve"> (хотя бы в двух словах, </w:t>
+      </w:r>
+      <w:proofErr w:type="gramStart"/>
+      <w:r>
+        <w:rPr>
+          <w:rFonts w:ascii="Times New Roman" w:eastAsia="Times New Roman" w:hAnsi="Times New Roman" w:cs="Times New Roman"/>
+          <w:sz w:val="24"/>
+          <w:szCs w:val="24"/>
+          <w:lang w:eastAsia="ru-RU"/>
+        </w:rPr>
+        <w:t>например</w:t>
+      </w:r>
+      <w:proofErr w:type="gramEnd"/>
+      <w:r>
+        <w:rPr>
+          <w:rFonts w:ascii="Times New Roman" w:eastAsia="Times New Roman" w:hAnsi="Times New Roman" w:cs="Times New Roman"/>
+          <w:sz w:val="24"/>
+          <w:szCs w:val="24"/>
+          <w:lang w:eastAsia="ru-RU"/>
+        </w:rPr>
+        <w:t>: «калькулятор услуг», «интернет-витрина» или «панель управления»).</w:t>
+      </w:r>
+    </w:p>
+    <w:p>
+      <w:pPr>
+        <w:spacing w:line="240" w:lineRule="auto"/>
+        <w:rPr>
+          <w:rFonts w:ascii="Times New Roman" w:eastAsia="Times New Roman" w:hAnsi="Times New Roman" w:cs="Times New Roman"/>
+          <w:sz w:val="24"/>
+          <w:szCs w:val="24"/>
+          <w:lang w:eastAsia="ru-RU"/>
+        </w:rPr>
+      </w:pPr>
+      <w:r>
+        <w:rPr>
+          <w:rFonts w:ascii="Times New Roman" w:eastAsia="Times New Roman" w:hAnsi="Times New Roman" w:cs="Times New Roman"/>
+          <w:sz w:val="24"/>
+          <w:szCs w:val="24"/>
+          <w:lang w:eastAsia="ru-RU"/>
+        </w:rPr>
+        <w:t xml:space="preserve">Я помогу </w:t>
+      </w:r>
+      <w:r>
+        <w:rPr>
+          <w:rFonts w:ascii="Times New Roman" w:eastAsia="Times New Roman" w:hAnsi="Times New Roman" w:cs="Times New Roman"/>
+          <w:b/>
+          <w:bCs/>
+          <w:sz w:val="24"/>
+          <w:szCs w:val="24"/>
+          <w:lang w:eastAsia="ru-RU"/>
+        </w:rPr>
+        <w:t>разбить вашу идею на правильные логические шаги</w:t>
+      </w:r>
+      <w:r>
+        <w:rPr>
+          <w:rFonts w:ascii="Times New Roman" w:eastAsia="Times New Roman" w:hAnsi="Times New Roman" w:cs="Times New Roman"/>
+          <w:sz w:val="24"/>
+          <w:szCs w:val="24"/>
+          <w:lang w:eastAsia="ru-RU"/>
+        </w:rPr>
+        <w:t xml:space="preserve">, чтобы вы точно знали, какую задачу ставить перед </w:t>
+      </w:r>
+      <w:proofErr w:type="spellStart"/>
+      <w:r>
+        <w:rPr>
+          <w:rFonts w:ascii="Times New Roman" w:eastAsia="Times New Roman" w:hAnsi="Times New Roman" w:cs="Times New Roman"/>
+          <w:sz w:val="24"/>
+          <w:szCs w:val="24"/>
+          <w:lang w:eastAsia="ru-RU"/>
+        </w:rPr>
+        <w:t>DeepSeek</w:t>
+      </w:r>
+      <w:proofErr w:type="spellEnd"/>
+      <w:r>
+        <w:rPr>
+          <w:rFonts w:ascii="Times New Roman" w:eastAsia="Times New Roman" w:hAnsi="Times New Roman" w:cs="Times New Roman"/>
+          <w:sz w:val="24"/>
+          <w:szCs w:val="24"/>
+          <w:lang w:eastAsia="ru-RU"/>
+        </w:rPr>
+        <w:t xml:space="preserve"> на первом, втором и третьем этапах!</w:t>
+      </w:r>
+    </w:p>
+    <w:p>
+      <w:pPr>
+        <w:spacing w:after="0" w:line="240" w:lineRule="auto"/>
+        <w:rPr>
+          <w:rFonts w:ascii="Times New Roman" w:eastAsia="Times New Roman" w:hAnsi="Times New Roman" w:cs="Times New Roman"/>
+          <w:sz w:val="24"/>
+          <w:szCs w:val="24"/>
+          <w:lang w:eastAsia="ru-RU"/>
+        </w:rPr>
+      </w:pPr>
+      <w:r>
+        <w:rPr>
+          <w:rFonts w:ascii="Times New Roman" w:eastAsia="Times New Roman" w:hAnsi="Times New Roman" w:cs="Times New Roman"/>
+          <w:sz w:val="24"/>
+          <w:szCs w:val="24"/>
+          <w:lang w:eastAsia="ru-RU"/>
+        </w:rPr>
+        <w:br/>
+      </w:r>
+    </w:p>
+    <w:p/>
     <w:sectPr>
       <w:pgSz w:w="11906" w:h="16838"/>
       <w:pgMar w:top="1134" w:right="850" w:bottom="1134" w:left="1701" w:header="708" w:footer="708" w:gutter="0"/>
@@ -118,6 +1387,431 @@
     </w:sectPr>
   </w:body>
 </w:document>
+</file>
+
+<file path=word/numbering.xml><?xml version="1.0" encoding="utf-8"?>
+<w:numbering xmlns:wpc="http://schemas.microsoft.com/office/word/2010/wordprocessingCanvas" xmlns:cx="http://schemas.microsoft.com/office/drawing/2014/chartex" xmlns:cx1="http://schemas.microsoft.com/office/drawing/2015/9/8/chartex" xmlns:mc="http://schemas.openxmlformats.org/markup-compatibility/2006" xmlns:o="urn:schemas-microsoft-com:office:office" xmlns:r="http://schemas.openxmlformats.org/officeDocument/2006/relationships" xmlns:m="http://schemas.openxmlformats.org/officeDocument/2006/math" xmlns:v="urn:schemas-microsoft-com:vml" xmlns:wp14="http://schemas.microsoft.com/office/word/2010/wordprocessingDrawing" xmlns:wp="http://schemas.openxmlformats.org/drawingml/2006/wordprocessingDrawing" xmlns:w10="urn:schemas-microsoft-com:office:word" xmlns:w="http://schemas.openxmlformats.org/wordprocessingml/2006/main" xmlns:w14="http://schemas.microsoft.com/office/word/2010/wordml" xmlns:w15="http://schemas.microsoft.com/office/word/2012/wordml" xmlns:w16se="http://schemas.microsoft.com/office/word/2015/wordml/symex" xmlns:wpg="http://schemas.microsoft.com/office/word/2010/wordprocessingGroup" xmlns:wpi="http://schemas.microsoft.com/office/word/2010/wordprocessingInk" xmlns:wne="http://schemas.microsoft.com/office/word/2006/wordml" xmlns:wps="http://schemas.microsoft.com/office/word/2010/wordprocessingShape" mc:Ignorable="w14 w15 w16se wp14">
+  <w:abstractNum w:abstractNumId="0" w15:restartNumberingAfterBreak="0">
+    <w:nsid w:val="1D7301FC"/>
+    <w:multiLevelType w:val="multilevel"/>
+    <w:tmpl w:val="B98EED86"/>
+    <w:lvl w:ilvl="0">
+      <w:start w:val="1"/>
+      <w:numFmt w:val="decimal"/>
+      <w:lvlText w:val="%1."/>
+      <w:lvlJc w:val="left"/>
+      <w:pPr>
+        <w:tabs>
+          <w:tab w:val="num" w:pos="720"/>
+        </w:tabs>
+        <w:ind w:left="720" w:hanging="360"/>
+      </w:pPr>
+    </w:lvl>
+    <w:lvl w:ilvl="1" w:tentative="1">
+      <w:start w:val="1"/>
+      <w:numFmt w:val="decimal"/>
+      <w:lvlText w:val="%2."/>
+      <w:lvlJc w:val="left"/>
+      <w:pPr>
+        <w:tabs>
+          <w:tab w:val="num" w:pos="1440"/>
+        </w:tabs>
+        <w:ind w:left="1440" w:hanging="360"/>
+      </w:pPr>
+    </w:lvl>
+    <w:lvl w:ilvl="2" w:tentative="1">
+      <w:start w:val="1"/>
+      <w:numFmt w:val="decimal"/>
+      <w:lvlText w:val="%3."/>
+      <w:lvlJc w:val="left"/>
+      <w:pPr>
+        <w:tabs>
+          <w:tab w:val="num" w:pos="2160"/>
+        </w:tabs>
+        <w:ind w:left="2160" w:hanging="360"/>
+      </w:pPr>
+    </w:lvl>
+    <w:lvl w:ilvl="3" w:tentative="1">
+      <w:start w:val="1"/>
+      <w:numFmt w:val="decimal"/>
+      <w:lvlText w:val="%4."/>
+      <w:lvlJc w:val="left"/>
+      <w:pPr>
+        <w:tabs>
+          <w:tab w:val="num" w:pos="2880"/>
+        </w:tabs>
+        <w:ind w:left="2880" w:hanging="360"/>
+      </w:pPr>
+    </w:lvl>
+    <w:lvl w:ilvl="4" w:tentative="1">
+      <w:start w:val="1"/>
+      <w:numFmt w:val="decimal"/>
+      <w:lvlText w:val="%5."/>
+      <w:lvlJc w:val="left"/>
+      <w:pPr>
+        <w:tabs>
+          <w:tab w:val="num" w:pos="3600"/>
+        </w:tabs>
+        <w:ind w:left="3600" w:hanging="360"/>
+      </w:pPr>
+    </w:lvl>
+    <w:lvl w:ilvl="5" w:tentative="1">
+      <w:start w:val="1"/>
+      <w:numFmt w:val="decimal"/>
+      <w:lvlText w:val="%6."/>
+      <w:lvlJc w:val="left"/>
+      <w:pPr>
+        <w:tabs>
+          <w:tab w:val="num" w:pos="4320"/>
+        </w:tabs>
+        <w:ind w:left="4320" w:hanging="360"/>
+      </w:pPr>
+    </w:lvl>
+    <w:lvl w:ilvl="6" w:tentative="1">
+      <w:start w:val="1"/>
+      <w:numFmt w:val="decimal"/>
+      <w:lvlText w:val="%7."/>
+      <w:lvlJc w:val="left"/>
+      <w:pPr>
+        <w:tabs>
+          <w:tab w:val="num" w:pos="5040"/>
+        </w:tabs>
+        <w:ind w:left="5040" w:hanging="360"/>
+      </w:pPr>
+    </w:lvl>
+    <w:lvl w:ilvl="7" w:tentative="1">
+      <w:start w:val="1"/>
+      <w:numFmt w:val="decimal"/>
+      <w:lvlText w:val="%8."/>
+      <w:lvlJc w:val="left"/>
+      <w:pPr>
+        <w:tabs>
+          <w:tab w:val="num" w:pos="5760"/>
+        </w:tabs>
+        <w:ind w:left="5760" w:hanging="360"/>
+      </w:pPr>
+    </w:lvl>
+    <w:lvl w:ilvl="8" w:tentative="1">
+      <w:start w:val="1"/>
+      <w:numFmt w:val="decimal"/>
+      <w:lvlText w:val="%9."/>
+      <w:lvlJc w:val="left"/>
+      <w:pPr>
+        <w:tabs>
+          <w:tab w:val="num" w:pos="6480"/>
+        </w:tabs>
+        <w:ind w:left="6480" w:hanging="360"/>
+      </w:pPr>
+    </w:lvl>
+  </w:abstractNum>
+  <w:abstractNum w:abstractNumId="1" w15:restartNumberingAfterBreak="0">
+    <w:nsid w:val="1EA30AC1"/>
+    <w:multiLevelType w:val="multilevel"/>
+    <w:tmpl w:val="9BDA7EEE"/>
+    <w:lvl w:ilvl="0">
+      <w:start w:val="1"/>
+      <w:numFmt w:val="bullet"/>
+      <w:lvlText w:val=""/>
+      <w:lvlJc w:val="left"/>
+      <w:pPr>
+        <w:tabs>
+          <w:tab w:val="num" w:pos="720"/>
+        </w:tabs>
+        <w:ind w:left="720" w:hanging="360"/>
+      </w:pPr>
+      <w:rPr>
+        <w:rFonts w:ascii="Symbol" w:hAnsi="Symbol" w:hint="default"/>
+        <w:sz w:val="20"/>
+      </w:rPr>
+    </w:lvl>
+    <w:lvl w:ilvl="1" w:tentative="1">
+      <w:start w:val="1"/>
+      <w:numFmt w:val="bullet"/>
+      <w:lvlText w:val="o"/>
+      <w:lvlJc w:val="left"/>
+      <w:pPr>
+        <w:tabs>
+          <w:tab w:val="num" w:pos="1440"/>
+        </w:tabs>
+        <w:ind w:left="1440" w:hanging="360"/>
+      </w:pPr>
+      <w:rPr>
+        <w:rFonts w:ascii="Courier New" w:hAnsi="Courier New" w:hint="default"/>
+        <w:sz w:val="20"/>
+      </w:rPr>
+    </w:lvl>
+    <w:lvl w:ilvl="2" w:tentative="1">
+      <w:start w:val="1"/>
+      <w:numFmt w:val="bullet"/>
+      <w:lvlText w:val=""/>
+      <w:lvlJc w:val="left"/>
+      <w:pPr>
+        <w:tabs>
+          <w:tab w:val="num" w:pos="2160"/>
+        </w:tabs>
+        <w:ind w:left="2160" w:hanging="360"/>
+      </w:pPr>
+      <w:rPr>
+        <w:rFonts w:ascii="Wingdings" w:hAnsi="Wingdings" w:hint="default"/>
+        <w:sz w:val="20"/>
+      </w:rPr>
+    </w:lvl>
+    <w:lvl w:ilvl="3" w:tentative="1">
+      <w:start w:val="1"/>
+      <w:numFmt w:val="bullet"/>
+      <w:lvlText w:val=""/>
+      <w:lvlJc w:val="left"/>
+      <w:pPr>
+        <w:tabs>
+          <w:tab w:val="num" w:pos="2880"/>
+        </w:tabs>
+        <w:ind w:left="2880" w:hanging="360"/>
+      </w:pPr>
+      <w:rPr>
+        <w:rFonts w:ascii="Wingdings" w:hAnsi="Wingdings" w:hint="default"/>
+        <w:sz w:val="20"/>
+      </w:rPr>
+    </w:lvl>
+    <w:lvl w:ilvl="4" w:tentative="1">
+      <w:start w:val="1"/>
+      <w:numFmt w:val="bullet"/>
+      <w:lvlText w:val=""/>
+      <w:lvlJc w:val="left"/>
+      <w:pPr>
+        <w:tabs>
+          <w:tab w:val="num" w:pos="3600"/>
+        </w:tabs>
+        <w:ind w:left="3600" w:hanging="360"/>
+      </w:pPr>
+      <w:rPr>
+        <w:rFonts w:ascii="Wingdings" w:hAnsi="Wingdings" w:hint="default"/>
+        <w:sz w:val="20"/>
+      </w:rPr>
+    </w:lvl>
+    <w:lvl w:ilvl="5" w:tentative="1">
+      <w:start w:val="1"/>
+      <w:numFmt w:val="bullet"/>
+      <w:lvlText w:val=""/>
+      <w:lvlJc w:val="left"/>
+      <w:pPr>
+        <w:tabs>
+          <w:tab w:val="num" w:pos="4320"/>
+        </w:tabs>
+        <w:ind w:left="4320" w:hanging="360"/>
+      </w:pPr>
+      <w:rPr>
+        <w:rFonts w:ascii="Wingdings" w:hAnsi="Wingdings" w:hint="default"/>
+        <w:sz w:val="20"/>
+      </w:rPr>
+    </w:lvl>
+    <w:lvl w:ilvl="6" w:tentative="1">
+      <w:start w:val="1"/>
+      <w:numFmt w:val="bullet"/>
+      <w:lvlText w:val=""/>
+      <w:lvlJc w:val="left"/>
+      <w:pPr>
+        <w:tabs>
+          <w:tab w:val="num" w:pos="5040"/>
+        </w:tabs>
+        <w:ind w:left="5040" w:hanging="360"/>
+      </w:pPr>
+      <w:rPr>
+        <w:rFonts w:ascii="Wingdings" w:hAnsi="Wingdings" w:hint="default"/>
+        <w:sz w:val="20"/>
+      </w:rPr>
+    </w:lvl>
+    <w:lvl w:ilvl="7" w:tentative="1">
+      <w:start w:val="1"/>
+      <w:numFmt w:val="bullet"/>
+      <w:lvlText w:val=""/>
+      <w:lvlJc w:val="left"/>
+      <w:pPr>
+        <w:tabs>
+          <w:tab w:val="num" w:pos="5760"/>
+        </w:tabs>
+        <w:ind w:left="5760" w:hanging="360"/>
+      </w:pPr>
+      <w:rPr>
+        <w:rFonts w:ascii="Wingdings" w:hAnsi="Wingdings" w:hint="default"/>
+        <w:sz w:val="20"/>
+      </w:rPr>
+    </w:lvl>
+    <w:lvl w:ilvl="8" w:tentative="1">
+      <w:start w:val="1"/>
+      <w:numFmt w:val="bullet"/>
+      <w:lvlText w:val=""/>
+      <w:lvlJc w:val="left"/>
+      <w:pPr>
+        <w:tabs>
+          <w:tab w:val="num" w:pos="6480"/>
+        </w:tabs>
+        <w:ind w:left="6480" w:hanging="360"/>
+      </w:pPr>
+      <w:rPr>
+        <w:rFonts w:ascii="Wingdings" w:hAnsi="Wingdings" w:hint="default"/>
+        <w:sz w:val="20"/>
+      </w:rPr>
+    </w:lvl>
+  </w:abstractNum>
+  <w:abstractNum w:abstractNumId="2" w15:restartNumberingAfterBreak="0">
+    <w:nsid w:val="52E278FB"/>
+    <w:multiLevelType w:val="multilevel"/>
+    <w:tmpl w:val="0C1A7F4E"/>
+    <w:lvl w:ilvl="0">
+      <w:start w:val="1"/>
+      <w:numFmt w:val="bullet"/>
+      <w:lvlText w:val=""/>
+      <w:lvlJc w:val="left"/>
+      <w:pPr>
+        <w:tabs>
+          <w:tab w:val="num" w:pos="720"/>
+        </w:tabs>
+        <w:ind w:left="720" w:hanging="360"/>
+      </w:pPr>
+      <w:rPr>
+        <w:rFonts w:ascii="Symbol" w:hAnsi="Symbol" w:hint="default"/>
+        <w:sz w:val="20"/>
+      </w:rPr>
+    </w:lvl>
+    <w:lvl w:ilvl="1" w:tentative="1">
+      <w:start w:val="1"/>
+      <w:numFmt w:val="bullet"/>
+      <w:lvlText w:val="o"/>
+      <w:lvlJc w:val="left"/>
+      <w:pPr>
+        <w:tabs>
+          <w:tab w:val="num" w:pos="1440"/>
+        </w:tabs>
+        <w:ind w:left="1440" w:hanging="360"/>
+      </w:pPr>
+      <w:rPr>
+        <w:rFonts w:ascii="Courier New" w:hAnsi="Courier New" w:hint="default"/>
+        <w:sz w:val="20"/>
+      </w:rPr>
+    </w:lvl>
+    <w:lvl w:ilvl="2" w:tentative="1">
+      <w:start w:val="1"/>
+      <w:numFmt w:val="bullet"/>
+      <w:lvlText w:val=""/>
+      <w:lvlJc w:val="left"/>
+      <w:pPr>
+        <w:tabs>
+          <w:tab w:val="num" w:pos="2160"/>
+        </w:tabs>
+        <w:ind w:left="2160" w:hanging="360"/>
+      </w:pPr>
+      <w:rPr>
+        <w:rFonts w:ascii="Wingdings" w:hAnsi="Wingdings" w:hint="default"/>
+        <w:sz w:val="20"/>
+      </w:rPr>
+    </w:lvl>
+    <w:lvl w:ilvl="3" w:tentative="1">
+      <w:start w:val="1"/>
+      <w:numFmt w:val="bullet"/>
+      <w:lvlText w:val=""/>
+      <w:lvlJc w:val="left"/>
+      <w:pPr>
+        <w:tabs>
+          <w:tab w:val="num" w:pos="2880"/>
+        </w:tabs>
+        <w:ind w:left="2880" w:hanging="360"/>
+      </w:pPr>
+      <w:rPr>
+        <w:rFonts w:ascii="Wingdings" w:hAnsi="Wingdings" w:hint="default"/>
+        <w:sz w:val="20"/>
+      </w:rPr>
+    </w:lvl>
+    <w:lvl w:ilvl="4" w:tentative="1">
+      <w:start w:val="1"/>
+      <w:numFmt w:val="bullet"/>
+      <w:lvlText w:val=""/>
+      <w:lvlJc w:val="left"/>
+      <w:pPr>
+        <w:tabs>
+          <w:tab w:val="num" w:pos="3600"/>
+        </w:tabs>
+        <w:ind w:left="3600" w:hanging="360"/>
+      </w:pPr>
+      <w:rPr>
+        <w:rFonts w:ascii="Wingdings" w:hAnsi="Wingdings" w:hint="default"/>
+        <w:sz w:val="20"/>
+      </w:rPr>
+    </w:lvl>
+    <w:lvl w:ilvl="5" w:tentative="1">
+      <w:start w:val="1"/>
+      <w:numFmt w:val="bullet"/>
+      <w:lvlText w:val=""/>
+      <w:lvlJc w:val="left"/>
+      <w:pPr>
+        <w:tabs>
+          <w:tab w:val="num" w:pos="4320"/>
+        </w:tabs>
+        <w:ind w:left="4320" w:hanging="360"/>
+      </w:pPr>
+      <w:rPr>
+        <w:rFonts w:ascii="Wingdings" w:hAnsi="Wingdings" w:hint="default"/>
+        <w:sz w:val="20"/>
+      </w:rPr>
+    </w:lvl>
+    <w:lvl w:ilvl="6" w:tentative="1">
+      <w:start w:val="1"/>
+      <w:numFmt w:val="bullet"/>
+      <w:lvlText w:val=""/>
+      <w:lvlJc w:val="left"/>
+      <w:pPr>
+        <w:tabs>
+          <w:tab w:val="num" w:pos="5040"/>
+        </w:tabs>
+        <w:ind w:left="5040" w:hanging="360"/>
+      </w:pPr>
+      <w:rPr>
+        <w:rFonts w:ascii="Wingdings" w:hAnsi="Wingdings" w:hint="default"/>
+        <w:sz w:val="20"/>
+      </w:rPr>
+    </w:lvl>
+    <w:lvl w:ilvl="7" w:tentative="1">
+      <w:start w:val="1"/>
+      <w:numFmt w:val="bullet"/>
+      <w:lvlText w:val=""/>
+      <w:lvlJc w:val="left"/>
+      <w:pPr>
+        <w:tabs>
+          <w:tab w:val="num" w:pos="5760"/>
+        </w:tabs>
+        <w:ind w:left="5760" w:hanging="360"/>
+      </w:pPr>
+      <w:rPr>
+        <w:rFonts w:ascii="Wingdings" w:hAnsi="Wingdings" w:hint="default"/>
+        <w:sz w:val="20"/>
+      </w:rPr>
+    </w:lvl>
+    <w:lvl w:ilvl="8" w:tentative="1">
+      <w:start w:val="1"/>
+      <w:numFmt w:val="bullet"/>
+      <w:lvlText w:val=""/>
+      <w:lvlJc w:val="left"/>
+      <w:pPr>
+        <w:tabs>
+          <w:tab w:val="num" w:pos="6480"/>
+        </w:tabs>
+        <w:ind w:left="6480" w:hanging="360"/>
+      </w:pPr>
+      <w:rPr>
+        <w:rFonts w:ascii="Wingdings" w:hAnsi="Wingdings" w:hint="default"/>
+        <w:sz w:val="20"/>
+      </w:rPr>
+    </w:lvl>
+  </w:abstractNum>
+  <w:num w:numId="1">
+    <w:abstractNumId w:val="0"/>
+  </w:num>
+  <w:num w:numId="2">
+    <w:abstractNumId w:val="1"/>
+  </w:num>
+  <w:num w:numId="3">
+    <w:abstractNumId w:val="2"/>
+  </w:num>
+</w:numbering>
 </file>
 
 <file path=word/styles.xml><?xml version="1.0" encoding="utf-8"?>
